--- a/Performance & Final Submission/final Doc.docx
+++ b/Performance & Final Submission/final Doc.docx
@@ -274,7 +274,33 @@
         <w:rPr>
           <w:sz w:val="28"/>
         </w:rPr>
-        <w:t xml:space="preserve">Aditya Narendra Shinde </w:t>
+        <w:t>Saniya</w:t>
+      </w:r>
+      <w:r>
+        <w:rPr>
+          <w:sz w:val="28"/>
+        </w:rPr>
+        <w:t xml:space="preserve"> </w:t>
+      </w:r>
+      <w:proofErr w:type="spellStart"/>
+      <w:r>
+        <w:rPr>
+          <w:sz w:val="28"/>
+        </w:rPr>
+        <w:t>Babaso</w:t>
+      </w:r>
+      <w:proofErr w:type="spellEnd"/>
+      <w:r>
+        <w:rPr>
+          <w:sz w:val="28"/>
+        </w:rPr>
+        <w:t xml:space="preserve"> Nikam</w:t>
+      </w:r>
+      <w:r>
+        <w:rPr>
+          <w:sz w:val="28"/>
+        </w:rPr>
+        <w:t xml:space="preserve">  </w:t>
       </w:r>
     </w:p>
     <w:p>
@@ -6459,7 +6485,15 @@
         <w:t xml:space="preserve"> </w:t>
       </w:r>
       <w:r>
-        <w:t>over time. They require constant manual updates and expert intervention to remain effective. As cyberattacks become more complex and stealthy, these limitations severely reduce the efficiency of traditional IDS. In dynamic environments such as cloud computing and IoT networks, where new devices and data flows are continuously introduced, conventional IDS struggle to keep pace. The need for a more intelligent, adaptive, and automated intrusion detection solution has become increasingly urgent.</w:t>
+        <w:t xml:space="preserve">over time. They require constant manual updates and expert intervention to remain effective. As cyberattacks become </w:t>
+      </w:r>
+      <w:proofErr w:type="gramStart"/>
+      <w:r>
+        <w:t>more complex and stealthy</w:t>
+      </w:r>
+      <w:proofErr w:type="gramEnd"/>
+      <w:r>
+        <w:t>, these limitations severely reduce the efficiency of traditional IDS. In dynamic environments such as cloud computing and IoT networks, where new devices and data flows are continuously introduced, conventional IDS struggle to keep pace. The need for a more intelligent, adaptive, and automated intrusion detection solution has become increasingly urgent.</w:t>
       </w:r>
     </w:p>
     <w:p>
@@ -23318,11 +23352,19 @@
         <w:t xml:space="preserve"> </w:t>
       </w:r>
       <w:proofErr w:type="spellStart"/>
-      <w:r>
-        <w:rPr>
-          <w:spacing w:val="-2"/>
-        </w:rPr>
-        <w:t>imblearn.over_sampling</w:t>
+      <w:proofErr w:type="gramStart"/>
+      <w:r>
+        <w:rPr>
+          <w:spacing w:val="-2"/>
+        </w:rPr>
+        <w:t>imblearn.over</w:t>
+      </w:r>
+      <w:proofErr w:type="gramEnd"/>
+      <w:r>
+        <w:rPr>
+          <w:spacing w:val="-2"/>
+        </w:rPr>
+        <w:t>_sampling</w:t>
       </w:r>
       <w:proofErr w:type="spellEnd"/>
       <w:r>
@@ -23517,6 +23559,7 @@
         </w:rPr>
         <w:t xml:space="preserve"> </w:t>
       </w:r>
+      <w:proofErr w:type="gramStart"/>
       <w:r>
         <w:rPr>
           <w:spacing w:val="-2"/>
@@ -23524,6 +23567,7 @@
         <w:t>SMOTE(</w:t>
       </w:r>
       <w:proofErr w:type="spellStart"/>
+      <w:proofErr w:type="gramEnd"/>
       <w:r>
         <w:rPr>
           <w:spacing w:val="-2"/>
@@ -23672,7 +23716,14 @@
         <w:rPr>
           <w:spacing w:val="-2"/>
         </w:rPr>
-        <w:t>smote.fit_resample</w:t>
+        <w:t>smote.fit_</w:t>
+      </w:r>
+      <w:proofErr w:type="gramStart"/>
+      <w:r>
+        <w:rPr>
+          <w:spacing w:val="-2"/>
+        </w:rPr>
+        <w:t>resample</w:t>
       </w:r>
       <w:proofErr w:type="spellEnd"/>
       <w:r>
@@ -23682,6 +23733,7 @@
         <w:t>(</w:t>
       </w:r>
       <w:proofErr w:type="spellStart"/>
+      <w:proofErr w:type="gramEnd"/>
       <w:r>
         <w:rPr>
           <w:spacing w:val="-2"/>
@@ -24108,6 +24160,7 @@
         <w:t xml:space="preserve"> </w:t>
       </w:r>
       <w:proofErr w:type="spellStart"/>
+      <w:proofErr w:type="gramStart"/>
       <w:r>
         <w:rPr>
           <w:spacing w:val="-2"/>
@@ -24115,6 +24168,7 @@
         <w:t>sklearn.ensemble</w:t>
       </w:r>
       <w:proofErr w:type="spellEnd"/>
+      <w:proofErr w:type="gramEnd"/>
       <w:r>
         <w:rPr>
           <w:spacing w:val="-11"/>
@@ -24393,6 +24447,7 @@
         <w:t xml:space="preserve">the balanced training data </w:t>
       </w:r>
       <w:proofErr w:type="spellStart"/>
+      <w:proofErr w:type="gramStart"/>
       <w:r>
         <w:rPr>
           <w:spacing w:val="-2"/>
@@ -24407,6 +24462,7 @@
         <w:t>(</w:t>
       </w:r>
       <w:proofErr w:type="spellStart"/>
+      <w:proofErr w:type="gramEnd"/>
       <w:r>
         <w:rPr>
           <w:spacing w:val="-2"/>
@@ -24463,26 +24519,41 @@
         <w:t xml:space="preserve"># Save the trained model to a file for later use </w:t>
       </w:r>
       <w:proofErr w:type="spellStart"/>
+      <w:proofErr w:type="gramStart"/>
       <w:r>
         <w:t>joblib.dump</w:t>
       </w:r>
       <w:proofErr w:type="spellEnd"/>
+      <w:proofErr w:type="gramEnd"/>
       <w:r>
         <w:t>(model, '</w:t>
       </w:r>
       <w:proofErr w:type="spellStart"/>
       <w:r>
-        <w:t>random_forest_model.joblib</w:t>
+        <w:t>random_forest_</w:t>
+      </w:r>
+      <w:proofErr w:type="gramStart"/>
+      <w:r>
+        <w:t>model.joblib</w:t>
       </w:r>
       <w:proofErr w:type="spellEnd"/>
+      <w:proofErr w:type="gramEnd"/>
       <w:r>
         <w:t xml:space="preserve">') </w:t>
       </w:r>
-      <w:r>
-        <w:rPr>
-          <w:spacing w:val="-2"/>
-        </w:rPr>
-        <w:t>print("Model</w:t>
+      <w:proofErr w:type="gramStart"/>
+      <w:r>
+        <w:rPr>
+          <w:spacing w:val="-2"/>
+        </w:rPr>
+        <w:t>print(</w:t>
+      </w:r>
+      <w:proofErr w:type="gramEnd"/>
+      <w:r>
+        <w:rPr>
+          <w:spacing w:val="-2"/>
+        </w:rPr>
+        <w:t>"Model</w:t>
       </w:r>
       <w:r>
         <w:rPr>
@@ -24525,9 +24596,17 @@
         <w:rPr>
           <w:spacing w:val="-2"/>
         </w:rPr>
-        <w:t>random_forest_model.joblib</w:t>
+        <w:t>random_forest_</w:t>
+      </w:r>
+      <w:proofErr w:type="gramStart"/>
+      <w:r>
+        <w:rPr>
+          <w:spacing w:val="-2"/>
+        </w:rPr>
+        <w:t>model.joblib</w:t>
       </w:r>
       <w:proofErr w:type="spellEnd"/>
+      <w:proofErr w:type="gramEnd"/>
       <w:r>
         <w:rPr>
           <w:spacing w:val="-2"/>
@@ -26485,6 +26564,7 @@
         <w:t xml:space="preserve"> </w:t>
       </w:r>
       <w:proofErr w:type="spellStart"/>
+      <w:proofErr w:type="gramStart"/>
       <w:r>
         <w:rPr>
           <w:spacing w:val="-2"/>
@@ -26492,6 +26572,7 @@
         <w:t>sklearn.metrics</w:t>
       </w:r>
       <w:proofErr w:type="spellEnd"/>
+      <w:proofErr w:type="gramEnd"/>
       <w:r>
         <w:rPr>
           <w:spacing w:val="-8"/>
@@ -26630,6 +26711,7 @@
         <w:t xml:space="preserve"> </w:t>
       </w:r>
       <w:proofErr w:type="spellStart"/>
+      <w:proofErr w:type="gramStart"/>
       <w:r>
         <w:rPr>
           <w:spacing w:val="-2"/>
@@ -26637,6 +26719,7 @@
         <w:t>model.predict</w:t>
       </w:r>
       <w:proofErr w:type="spellEnd"/>
+      <w:proofErr w:type="gramEnd"/>
       <w:r>
         <w:rPr>
           <w:spacing w:val="-2"/>
@@ -26739,7 +26822,14 @@
         <w:rPr>
           <w:spacing w:val="-2"/>
         </w:rPr>
-        <w:t>accuracy_score</w:t>
+        <w:t>accuracy_</w:t>
+      </w:r>
+      <w:proofErr w:type="gramStart"/>
+      <w:r>
+        <w:rPr>
+          <w:spacing w:val="-2"/>
+        </w:rPr>
+        <w:t>score</w:t>
       </w:r>
       <w:proofErr w:type="spellEnd"/>
       <w:r>
@@ -26749,6 +26839,7 @@
         <w:t>(</w:t>
       </w:r>
       <w:proofErr w:type="spellStart"/>
+      <w:proofErr w:type="gramEnd"/>
       <w:r>
         <w:rPr>
           <w:spacing w:val="-2"/>
@@ -26788,6 +26879,7 @@
         </w:rPr>
         <w:t xml:space="preserve"> </w:t>
       </w:r>
+      <w:proofErr w:type="gramStart"/>
       <w:r>
         <w:rPr>
           <w:spacing w:val="-2"/>
@@ -26795,6 +26887,7 @@
         <w:t>print(</w:t>
       </w:r>
       <w:proofErr w:type="spellStart"/>
+      <w:proofErr w:type="gramEnd"/>
       <w:r>
         <w:rPr>
           <w:spacing w:val="-2"/>
@@ -26922,13 +27015,18 @@
       </w:r>
       <w:proofErr w:type="spellStart"/>
       <w:r>
-        <w:t>classification_report</w:t>
+        <w:t>classification_</w:t>
+      </w:r>
+      <w:proofErr w:type="gramStart"/>
+      <w:r>
+        <w:t>report</w:t>
       </w:r>
       <w:proofErr w:type="spellEnd"/>
       <w:r>
         <w:t>(</w:t>
       </w:r>
       <w:proofErr w:type="spellStart"/>
+      <w:proofErr w:type="gramEnd"/>
       <w:r>
         <w:t>y_test</w:t>
       </w:r>
@@ -26951,11 +27049,19 @@
         <w:spacing w:before="122"/>
         <w:ind w:left="360"/>
       </w:pPr>
-      <w:r>
-        <w:rPr>
-          <w:spacing w:val="-2"/>
-        </w:rPr>
-        <w:t>print("Classification</w:t>
+      <w:proofErr w:type="gramStart"/>
+      <w:r>
+        <w:rPr>
+          <w:spacing w:val="-2"/>
+        </w:rPr>
+        <w:t>print(</w:t>
+      </w:r>
+      <w:proofErr w:type="gramEnd"/>
+      <w:r>
+        <w:rPr>
+          <w:spacing w:val="-2"/>
+        </w:rPr>
+        <w:t>"Classification</w:t>
       </w:r>
       <w:r>
         <w:rPr>
@@ -31107,7 +31213,14 @@
         <w:rPr>
           <w:spacing w:val="-2"/>
         </w:rPr>
-        <w:t>model code</w:t>
+        <w:t xml:space="preserve">model </w:t>
+      </w:r>
+      <w:proofErr w:type="gramStart"/>
+      <w:r>
+        <w:rPr>
+          <w:spacing w:val="-2"/>
+        </w:rPr>
+        <w:t>code</w:t>
       </w:r>
       <w:r>
         <w:rPr>
@@ -31121,6 +31234,7 @@
         </w:rPr>
         <w:t>:</w:t>
       </w:r>
+      <w:proofErr w:type="gramEnd"/>
     </w:p>
     <w:p>
       <w:pPr>
@@ -31223,6 +31337,7 @@
         </w:rPr>
         <w:t xml:space="preserve"> </w:t>
       </w:r>
+      <w:proofErr w:type="gramStart"/>
       <w:r>
         <w:t>code</w:t>
       </w:r>
@@ -31232,6 +31347,7 @@
         </w:rPr>
         <w:t xml:space="preserve"> :</w:t>
       </w:r>
+      <w:proofErr w:type="gramEnd"/>
     </w:p>
     <w:p>
       <w:pPr>
@@ -31430,6 +31546,7 @@
         </w:rPr>
         <w:t xml:space="preserve"> </w:t>
       </w:r>
+      <w:proofErr w:type="gramStart"/>
       <w:r>
         <w:rPr>
           <w:rFonts w:ascii="Consolas"/>
@@ -31454,6 +31571,7 @@
         </w:rPr>
         <w:t>:</w:t>
       </w:r>
+      <w:proofErr w:type="gramEnd"/>
       <w:r>
         <w:rPr>
           <w:rFonts w:ascii="Consolas"/>
@@ -31462,14 +31580,15 @@
         </w:rPr>
         <w:t xml:space="preserve"> </w:t>
       </w:r>
-      <w:hyperlink r:id="rId10">
+      <w:hyperlink r:id="rId10" w:history="1">
         <w:r>
           <w:rPr>
-            <w:color w:val="0000FF"/>
-            <w:spacing w:val="-2"/>
-            <w:u w:val="single" w:color="0000FF"/>
+            <w:rStyle w:val="Hyperlink"/>
+            <w:rFonts w:ascii="Consolas"/>
+            <w:spacing w:val="16"/>
+            <w:sz w:val="21"/>
           </w:rPr>
-          <w:t>https://github.com/Koustubhmk09/AI-Enhanced-Intrusion-Detection-System.git</w:t>
+          <w:t>https://github.com/saniyanikam1205/Ai-Enhansed-Instrusion-Detection-System.git</w:t>
         </w:r>
       </w:hyperlink>
     </w:p>
@@ -31494,7 +31613,44 @@
           <w:rFonts w:ascii="Consolas"/>
           <w:sz w:val="21"/>
         </w:rPr>
-        <w:t xml:space="preserve">Video Link : </w:t>
+        <w:t xml:space="preserve">Video </w:t>
+      </w:r>
+      <w:proofErr w:type="gramStart"/>
+      <w:r>
+        <w:rPr>
+          <w:rFonts w:ascii="Consolas"/>
+          <w:sz w:val="21"/>
+        </w:rPr>
+        <w:t>Link</w:t>
+      </w:r>
+      <w:r>
+        <w:rPr>
+          <w:rFonts w:ascii="Consolas"/>
+          <w:sz w:val="21"/>
+        </w:rPr>
+        <w:t xml:space="preserve"> </w:t>
+      </w:r>
+      <w:r>
+        <w:rPr>
+          <w:rFonts w:ascii="Consolas"/>
+          <w:sz w:val="21"/>
+        </w:rPr>
+        <w:t>:</w:t>
+      </w:r>
+      <w:proofErr w:type="gramEnd"/>
+      <w:r>
+        <w:rPr>
+          <w:rFonts w:ascii="Consolas"/>
+          <w:sz w:val="21"/>
+        </w:rPr>
+        <w:t xml:space="preserve"> </w:t>
+      </w:r>
+      <w:r>
+        <w:rPr>
+          <w:rFonts w:ascii="Consolas"/>
+          <w:sz w:val="21"/>
+        </w:rPr>
+        <w:t xml:space="preserve"> </w:t>
       </w:r>
       <w:hyperlink r:id="rId11">
         <w:r>
@@ -31520,9 +31676,22 @@
             <w:spacing w:val="-2"/>
             <w:u w:val="single" w:color="0000FF"/>
           </w:rPr>
-          <w:t>yJj3GDo5?usp=sharing</w:t>
+          <w:t>yJj3GDo5?usp=</w:t>
+        </w:r>
+        <w:proofErr w:type="spellStart"/>
+        <w:r>
+          <w:rPr>
+            <w:color w:val="0000FF"/>
+            <w:spacing w:val="-2"/>
+            <w:u w:val="single" w:color="0000FF"/>
+          </w:rPr>
+          <w:t>sharing</w:t>
         </w:r>
       </w:hyperlink>
+      <w:r>
+        <w:t>s</w:t>
+      </w:r>
+      <w:proofErr w:type="spellEnd"/>
     </w:p>
     <w:sectPr>
       <w:pgSz w:w="12240" w:h="15840"/>
@@ -33464,6 +33633,29 @@
       <w:ind w:left="13"/>
     </w:pPr>
   </w:style>
+  <w:style w:type="character" w:styleId="Hyperlink">
+    <w:name w:val="Hyperlink"/>
+    <w:basedOn w:val="DefaultParagraphFont"/>
+    <w:uiPriority w:val="99"/>
+    <w:unhideWhenUsed/>
+    <w:rsid w:val="006F3B10"/>
+    <w:rPr>
+      <w:color w:val="0000FF" w:themeColor="hyperlink"/>
+      <w:u w:val="single"/>
+    </w:rPr>
+  </w:style>
+  <w:style w:type="character" w:styleId="UnresolvedMention">
+    <w:name w:val="Unresolved Mention"/>
+    <w:basedOn w:val="DefaultParagraphFont"/>
+    <w:uiPriority w:val="99"/>
+    <w:semiHidden/>
+    <w:unhideWhenUsed/>
+    <w:rsid w:val="006F3B10"/>
+    <w:rPr>
+      <w:color w:val="605E5C"/>
+      <w:shd w:val="clear" w:color="auto" w:fill="E1DFDD"/>
+    </w:rPr>
+  </w:style>
 </w:styles>
 </file>
 
